--- a/Eyl2026/[20260928]_GKO.docx
+++ b/Eyl2026/[20260928]_GKO.docx
@@ -436,7 +436,7 @@
         <w:spacing w:after="140"/>
       </w:pPr>
       <w:r>
-        <w:t>Kpler verisine göre önemli Orta Doğu üreticilerinin eylül ham petrol ihracatı günlük 12,8 milyon varile çıkarak savaşın başladığı şubattan bu yana en yüksek düzeye ulaştı; Suudi ihracatı ağustosa göre iki kattan fazla arttı. Buna rağmen ABD–İran görüşmelerindeki tıkanma nedeniyle Brent 28 Eylül sabahı yaklaşık yüzde 1,6 yükselerek 106 dolara çıktı.</w:t>
+        <w:t>Kpler verisine göre önemli Orta Doğu üreticilerinin eylül ham petrol ihracatı günlük 12,8 milyon varile çıkarak savaşın başladığı şubattan bu yana en yüksek düzeye ulaştı; Suudi ihracatı ağustosa göre iki kattan fazla arttı. Buna rağmen ABD–İran görüşmelerindeki tıkanma nedeniyle Brent 28 Eylül sabahı yüzde 3,3 yükselerek 107,75 dolara çıktı.</w:t>
       </w:r>
     </w:p>
     <w:p>
